--- a/Payment Practices/src/Reports/Payment Practice Small Business.docx
+++ b/Payment Practices/src/Reports/Payment Practice Small Business.docx
@@ -1294,7 +1294,7 @@
                     <w:placeholder>
                       <w:docPart w:val="7C18CEEDF13642BE9903A213198E39EE"/>
                     </w:placeholder>
-                    <w15:dataBinding w:prefixMappings="xmlns:ns0='urn:microsoft-dynamics-nav/reports/Payment_Practice/590/' " w:xpath="/ns0:NavWordReportXmlPart[1]/ns0:PaymentPracticeHeader[1]/ns0:PaymentPracticeLine[1]/ns0:Line_Payment_Period_Description[1]" w:storeItemID="{70836790-78E2-4AC1-A094-CFE1139C1F3F}"/>
+                    <w15:dataBinding w:prefixMappings="xmlns:ns0='urn:microsoft-dynamics-nav/reports/Payment_Practice/685/'" w:xpath="/ns0:NavWordReportXmlPart[1]/ns0:PaymentPracticeHeader[1]/ns0:PaymentPracticeLine[1]/ns0:Line_Payment_Period_Description[1]" w:storeItemID="{70836790-78E2-4AC1-A094-CFE1139C1F3F}"/>
                   </w:sdtPr>
                   <w:sdtContent>
                     <w:tc>
@@ -1320,7 +1320,7 @@
                     <w:placeholder>
                       <w:docPart w:val="7C18CEEDF13642BE9903A213198E39EE"/>
                     </w:placeholder>
-                    <w15:dataBinding w:prefixMappings="xmlns:ns0='urn:microsoft-dynamics-nav/reports/Payment_Practice/590/' " w:xpath="/ns0:NavWordReportXmlPart[1]/ns0:PaymentPracticeHeader[1]/ns0:PaymentPracticeLine[1]/ns0:Line_Pct_Paid_in_Period[1]" w:storeItemID="{70836790-78E2-4AC1-A094-CFE1139C1F3F}"/>
+                    <w15:dataBinding w:prefixMappings="xmlns:ns0='urn:microsoft-dynamics-nav/reports/Payment_Practice/685/'" w:xpath="/ns0:NavWordReportXmlPart[1]/ns0:PaymentPracticeHeader[1]/ns0:PaymentPracticeLine[1]/ns0:Line_Pct_Paid_in_Period[1]" w:storeItemID="{70836790-78E2-4AC1-A094-CFE1139C1F3F}"/>
                   </w:sdtPr>
                   <w:sdtContent>
                     <w:tc>
@@ -1347,7 +1347,7 @@
                     <w:placeholder>
                       <w:docPart w:val="7C18CEEDF13642BE9903A213198E39EE"/>
                     </w:placeholder>
-                    <w15:dataBinding w:prefixMappings="xmlns:ns0='urn:microsoft-dynamics-nav/reports/Payment_Practice/590/' " w:xpath="/ns0:NavWordReportXmlPart[1]/ns0:PaymentPracticeHeader[1]/ns0:PaymentPracticeLine[1]/ns0:Line_Pct_Paid_in_Period__Amount_[1]" w:storeItemID="{70836790-78E2-4AC1-A094-CFE1139C1F3F}"/>
+                    <w15:dataBinding w:prefixMappings="xmlns:ns0='urn:microsoft-dynamics-nav/reports/Payment_Practice/685/'" w:xpath="/ns0:NavWordReportXmlPart[1]/ns0:PaymentPracticeHeader[1]/ns0:PaymentPracticeLine[1]/ns0:Line_Pct_Paid_in_Period__Amount_[1]" w:storeItemID="{70836790-78E2-4AC1-A094-CFE1139C1F3F}"/>
                   </w:sdtPr>
                   <w:sdtContent>
                     <w:tc>

--- a/Payment Practices/src/Reports/Payment Practice Small Business.docx
+++ b/Payment Practices/src/Reports/Payment Practice Small Business.docx
@@ -1294,7 +1294,7 @@
                     <w:placeholder>
                       <w:docPart w:val="7C18CEEDF13642BE9903A213198E39EE"/>
                     </w:placeholder>
-                    <w15:dataBinding w:prefixMappings="xmlns:ns0='urn:microsoft-dynamics-nav/reports/Payment_Practice/590/' " w:xpath="/ns0:NavWordReportXmlPart[1]/ns0:PaymentPracticeHeader[1]/ns0:PaymentPracticeLine[1]/ns0:Line_Payment_Period_Description[1]" w:storeItemID="{70836790-78E2-4AC1-A094-CFE1139C1F3F}"/>
+                    <w15:dataBinding w:prefixMappings="xmlns:ns0='urn:microsoft-dynamics-nav/reports/Payment_Practice/685/' " w:xpath="/ns0:NavWordReportXmlPart[1]/ns0:PaymentPracticeHeader[1]/ns0:PaymentPracticeLine[1]/ns0:Line_Payment_Period_Description[1]" w:storeItemID="{70836790-78E2-4AC1-A094-CFE1139C1F3F}"/>
                   </w:sdtPr>
                   <w:sdtContent>
                     <w:tc>
@@ -1320,7 +1320,7 @@
                     <w:placeholder>
                       <w:docPart w:val="7C18CEEDF13642BE9903A213198E39EE"/>
                     </w:placeholder>
-                    <w15:dataBinding w:prefixMappings="xmlns:ns0='urn:microsoft-dynamics-nav/reports/Payment_Practice/590/' " w:xpath="/ns0:NavWordReportXmlPart[1]/ns0:PaymentPracticeHeader[1]/ns0:PaymentPracticeLine[1]/ns0:Line_Pct_Paid_in_Period[1]" w:storeItemID="{70836790-78E2-4AC1-A094-CFE1139C1F3F}"/>
+                    <w15:dataBinding w:prefixMappings="xmlns:ns0='urn:microsoft-dynamics-nav/reports/Payment_Practice/685/' " w:xpath="/ns0:NavWordReportXmlPart[1]/ns0:PaymentPracticeHeader[1]/ns0:PaymentPracticeLine[1]/ns0:Line_Pct_Paid_in_Period[1]" w:storeItemID="{70836790-78E2-4AC1-A094-CFE1139C1F3F}"/>
                   </w:sdtPr>
                   <w:sdtContent>
                     <w:tc>
@@ -1347,7 +1347,7 @@
                     <w:placeholder>
                       <w:docPart w:val="7C18CEEDF13642BE9903A213198E39EE"/>
                     </w:placeholder>
-                    <w15:dataBinding w:prefixMappings="xmlns:ns0='urn:microsoft-dynamics-nav/reports/Payment_Practice/590/' " w:xpath="/ns0:NavWordReportXmlPart[1]/ns0:PaymentPracticeHeader[1]/ns0:PaymentPracticeLine[1]/ns0:Line_Pct_Paid_in_Period__Amount_[1]" w:storeItemID="{70836790-78E2-4AC1-A094-CFE1139C1F3F}"/>
+                    <w15:dataBinding w:prefixMappings="xmlns:ns0='urn:microsoft-dynamics-nav/reports/Payment_Practice/685/' " w:xpath="/ns0:NavWordReportXmlPart[1]/ns0:PaymentPracticeHeader[1]/ns0:PaymentPracticeLine[1]/ns0:Line_Pct_Paid_in_Period__Amount_[1]" w:storeItemID="{70836790-78E2-4AC1-A094-CFE1139C1F3F}"/>
                   </w:sdtPr>
                   <w:sdtContent>
                     <w:tc>
